--- a/Unit 2_1.docx
+++ b/Unit 2_1.docx
@@ -406,7 +406,398 @@
         <w:t xml:space="preserve">If you want to do something unusal like “plus” as multiplication, you should do it straigth forward in the implementation instead of in args description, ye, the Agent will take the normal meaning of args instead of its description if its meaning was existed in the same field. </w:t>
       </w:r>
     </w:p>
+    <w:p>
+      <w:pPr>
+        <w:pStyle w:val="Heading1"/>
+        <w:rPr>
+          <w:bCs/>
+          <w:lang w:val="en-US"/>
+        </w:rPr>
+      </w:pPr>
+      <w:r>
+        <w:rPr>
+          <w:bCs/>
+          <w:lang w:val="en-US"/>
+        </w:rPr>
+        <w:t>Writing actions as code snippets or JSON blobs</w:t>
+      </w:r>
+    </w:p>
+    <w:p>
+      <w:pPr>
+        <w:rPr>
+          <w:b/>
+          <w:bCs/>
+        </w:rPr>
+      </w:pPr>
+      <w:r>
+        <w:rPr>
+          <w:b/>
+          <w:bCs/>
+        </w:rPr>
+        <w:t>How Do Tool Calling Agents Work?</w:t>
+      </w:r>
+    </w:p>
+    <w:p>
+      <w:r>
+        <w:t>Tool Calling Agents follow same multi-step with the CodeAgents</w:t>
+      </w:r>
+    </w:p>
+    <w:p>
+      <w:r>
+        <w:t>The key of difference between them is TCA generate JSON objects that specify tool names and arguments instead of excutable code</w:t>
+      </w:r>
+    </w:p>
+    <w:p>
+      <w:pPr>
+        <w:rPr>
+          <w:b/>
+          <w:bCs/>
+        </w:rPr>
+      </w:pPr>
+      <w:r>
+        <w:rPr>
+          <w:b/>
+          <w:bCs/>
+        </w:rPr>
+        <w:t>Example:</w:t>
+      </w:r>
+      <w:r>
+        <w:rPr>
+          <w:b/>
+          <w:bCs/>
+        </w:rPr>
+        <w:t xml:space="preserve"> I will show this to ye two on gitHub</w:t>
+      </w:r>
+    </w:p>
+    <w:p>
+      <w:pPr>
+        <w:pStyle w:val="Heading1"/>
+      </w:pPr>
+      <w:r>
+        <w:t>Tools</w:t>
+      </w:r>
+    </w:p>
+    <w:p>
+      <w:pPr>
+        <w:rPr>
+          <w:lang w:val="vi-VN"/>
+        </w:rPr>
+      </w:pPr>
+      <w:r>
+        <w:t>As we explored in uinit 1, agents use tools to perform actions. In smolagents, tools are treated as function that LLM can call within agent system.</w:t>
+      </w:r>
+    </w:p>
+    <w:p>
+      <w:r>
+        <w:rPr>
+          <w:lang w:val="vi-VN"/>
+        </w:rPr>
+        <w:t xml:space="preserve">To use </w:t>
+      </w:r>
+      <w:r>
+        <w:t>a tool, LLM must know those shit:</w:t>
+      </w:r>
+    </w:p>
+    <w:p>
+      <w:r>
+        <w:t>Name: (no need to tell more about)</w:t>
+      </w:r>
+    </w:p>
+    <w:p>
+      <w:r>
+        <w:t>Tool desc: what it does</w:t>
+      </w:r>
+    </w:p>
+    <w:p>
+      <w:r>
+        <w:t>input type and desc: args</w:t>
+      </w:r>
+    </w:p>
+    <w:p>
+      <w:r>
+        <w:t>output type: yes, what tool returns</w:t>
+      </w:r>
+    </w:p>
+    <w:p>
+      <w:pPr>
+        <w:rPr>
+          <w:b/>
+          <w:bCs/>
+          <w:lang w:val="vi-VN"/>
+        </w:rPr>
+      </w:pPr>
+      <w:r>
+        <w:rPr>
+          <w:b/>
+          <w:bCs/>
+        </w:rPr>
+        <w:t>Tool Creation method</w:t>
+      </w:r>
+      <w:r>
+        <w:rPr>
+          <w:b/>
+          <w:bCs/>
+        </w:rPr>
+        <w:t xml:space="preserve"> in smolagents</w:t>
+      </w:r>
+    </w:p>
+    <w:p>
+      <w:pPr>
+        <w:rPr>
+          <w:b/>
+          <w:bCs/>
+          <w:lang w:val="vi-VN"/>
+        </w:rPr>
+      </w:pPr>
+      <w:r>
+        <w:rPr>
+          <w:b/>
+          <w:bCs/>
+        </w:rPr>
+        <w:lastRenderedPageBreak/>
+        <w:t>@tool decorator: (as what I already did in the .py files)</w:t>
+      </w:r>
+    </w:p>
+    <w:p>
+      <w:pPr>
+        <w:rPr>
+          <w:b/>
+          <w:bCs/>
+        </w:rPr>
+      </w:pPr>
+      <w:r>
+        <w:rPr>
+          <w:b/>
+          <w:bCs/>
+          <w:lang w:val="vi-VN"/>
+        </w:rPr>
+        <w:t xml:space="preserve">Define as </w:t>
+      </w:r>
+      <w:r>
+        <w:rPr>
+          <w:b/>
+          <w:bCs/>
+        </w:rPr>
+        <w:t>a python class</w:t>
+      </w:r>
+    </w:p>
+    <w:p>
+      <w:r>
+        <w:t>The class of tool must i</w:t>
+      </w:r>
+      <w:r>
+        <w:t>nherit</w:t>
+      </w:r>
+      <w:r>
+        <w:t>(v) the Tool from smolagents</w:t>
+      </w:r>
+    </w:p>
     <w:p/>
+    <w:p>
+      <w:r>
+        <w:t>You can see this in the .py file on github (unit2_1toolCalling.py)</w:t>
+      </w:r>
+    </w:p>
+    <w:p/>
+    <w:p>
+      <w:r>
+        <w:t xml:space="preserve">the pipeline is “user asked for party theme” </w:t>
+      </w:r>
+    </w:p>
+    <w:p>
+      <w:r>
+        <w:t xml:space="preserve">=&gt; “there’s a tool named </w:t>
+      </w:r>
+      <w:r>
+        <w:t>superhero_party_theme_generator</w:t>
+      </w:r>
+      <w:r>
+        <w:t xml:space="preserve"> satisfied the context” </w:t>
+      </w:r>
+    </w:p>
+    <w:p>
+      <w:r>
+        <w:t xml:space="preserve">=&gt; call the tool </w:t>
+      </w:r>
+    </w:p>
+    <w:p>
+      <w:r>
+        <w:t xml:space="preserve">=&gt; </w:t>
+      </w:r>
+      <w:r>
+        <w:t>party_theme_tool</w:t>
+      </w:r>
+      <w:r>
+        <w:t>.forward(…)</w:t>
+      </w:r>
+    </w:p>
+    <w:p>
+      <w:pPr>
+        <w:numPr>
+          <w:ilvl w:val="0"/>
+          <w:numId w:val="6"/>
+        </w:numPr>
+        <w:rPr>
+          <w:b/>
+          <w:bCs/>
+        </w:rPr>
+      </w:pPr>
+      <w:r>
+        <w:rPr>
+          <w:b/>
+          <w:bCs/>
+        </w:rPr>
+        <w:t>Building Agentic RAG Systems</w:t>
+      </w:r>
+    </w:p>
+    <w:p>
+      <w:r>
+        <w:rPr>
+          <w:lang w:val="vi-VN"/>
+        </w:rPr>
+        <w:t xml:space="preserve">RAG </w:t>
+      </w:r>
+      <w:r>
+        <w:t>is a model that combined retrieval(find datas from the outsider source like webs, database, documents…) and generation(us LLM to generate the answer based on the previous data)</w:t>
+      </w:r>
+      <w:r>
+        <w:t xml:space="preserve"> =&gt; more accurate answer</w:t>
+      </w:r>
+    </w:p>
+    <w:p>
+      <w:r>
+        <w:t>Agentic RAG is a model use RAG as core(it is what it is) where the AI takes control of both retrieval and generation processes</w:t>
+      </w:r>
+      <w:r>
+        <w:t>.</w:t>
+      </w:r>
+    </w:p>
+    <w:p>
+      <w:r>
+        <w:t>RAG system is kinda sucks, such as relying on single retrieval step and focusing on direct semantic querries with the user’s, may lead to overlooking</w:t>
+      </w:r>
+      <w:r>
+        <w:t>.</w:t>
+      </w:r>
+    </w:p>
+    <w:p>
+      <w:r>
+        <w:t>Agentic RAG is improved with multiple retrieval steps, fixed the core problem of classical RAG</w:t>
+      </w:r>
+      <w:r>
+        <w:t>.</w:t>
+      </w:r>
+    </w:p>
+    <w:p>
+      <w:pPr>
+        <w:rPr>
+          <w:b/>
+          <w:bCs/>
+          <w:lang w:val="vi-VN"/>
+        </w:rPr>
+      </w:pPr>
+      <w:r>
+        <w:rPr>
+          <w:b/>
+          <w:bCs/>
+        </w:rPr>
+        <w:t>Build RAG with DuckDuckGo(.py file on github)</w:t>
+      </w:r>
+    </w:p>
+    <w:p>
+      <w:r>
+        <w:t>The agent follows these steps:</w:t>
+      </w:r>
+    </w:p>
+    <w:p>
+      <w:r>
+        <w:t>Analyzing =&gt; Perform retrieval =&gt; Information</w:t>
+      </w:r>
+      <w:r>
+        <w:t xml:space="preserve"> </w:t>
+      </w:r>
+      <w:r>
+        <w:t xml:space="preserve">Synthensizing </w:t>
+      </w:r>
+      <w:r>
+        <w:t>=&gt; Store the Data</w:t>
+      </w:r>
+    </w:p>
+    <w:p>
+      <w:pPr>
+        <w:numPr>
+          <w:ilvl w:val="0"/>
+          <w:numId w:val="6"/>
+        </w:numPr>
+        <w:rPr>
+          <w:b/>
+          <w:bCs/>
+        </w:rPr>
+      </w:pPr>
+      <w:r>
+        <w:rPr>
+          <w:b/>
+          <w:bCs/>
+        </w:rPr>
+        <w:t>Multi-Agent Systems</w:t>
+      </w:r>
+    </w:p>
+    <w:p>
+      <w:r>
+        <w:t>Multi-agent systems enable specialized agents to collaborate on complex tasks</w:t>
+      </w:r>
+      <w:r>
+        <w:t>. For easy to tell, you can think that is giving specific task to specific agents.</w:t>
+      </w:r>
+    </w:p>
+    <w:p>
+      <w:pPr>
+        <w:spacing w:line="480" w:lineRule="auto"/>
+        <w:ind w:firstLine="567"/>
+      </w:pPr>
+      <w:r>
+        <w:br w:type="page"/>
+      </w:r>
+    </w:p>
+    <w:p>
+      <w:r>
+        <w:lastRenderedPageBreak/>
+        <w:t>A typical set up may look like:</w:t>
+      </w:r>
+    </w:p>
+    <w:p>
+      <w:r>
+        <w:tab/>
+        <w:t>A manager</w:t>
+      </w:r>
+    </w:p>
+    <w:p>
+      <w:r>
+        <w:tab/>
+      </w:r>
+      <w:r>
+        <w:tab/>
+        <w:t>A code interpreter agent(code execution)</w:t>
+      </w:r>
+    </w:p>
+    <w:p>
+      <w:r>
+        <w:tab/>
+      </w:r>
+      <w:r>
+        <w:tab/>
+        <w:t>A web search agent</w:t>
+      </w:r>
+    </w:p>
+    <w:p/>
+    <w:p>
+      <w:pPr>
+        <w:rPr>
+          <w:b/>
+          <w:bCs/>
+        </w:rPr>
+      </w:pPr>
+    </w:p>
     <w:p/>
     <w:p/>
     <w:sectPr>
